--- a/Relatorio-Mobile Development.docx
+++ b/Relatorio-Mobile Development.docx
@@ -152,20 +152,8 @@
           <w:szCs w:val="32"/>
           <w:lang w:val="pt-BR"/>
         </w:rPr>
-        <w:t xml:space="preserve">Mobile </w:t>
+        <w:t>Mobile Development</w:t>
       </w:r>
-      <w:proofErr w:type="spellStart"/>
-      <w:r>
-        <w:rPr>
-          <w:b/>
-          <w:bCs/>
-          <w:sz w:val="32"/>
-          <w:szCs w:val="32"/>
-          <w:lang w:val="pt-BR"/>
-        </w:rPr>
-        <w:t>Development</w:t>
-      </w:r>
-      <w:proofErr w:type="spellEnd"/>
     </w:p>
     <w:p>
       <w:pPr>
@@ -277,30 +265,8 @@
         <w:rPr>
           <w:rStyle w:val="Ttulo1Char"/>
         </w:rPr>
-        <w:t xml:space="preserve">Os principais desafios no consumo de APIs REST com </w:t>
+        <w:t>Os principais desafios no consumo de APIs REST com React Native</w:t>
       </w:r>
-      <w:proofErr w:type="spellStart"/>
-      <w:r>
-        <w:rPr>
-          <w:rStyle w:val="Ttulo1Char"/>
-        </w:rPr>
-        <w:t>React</w:t>
-      </w:r>
-      <w:proofErr w:type="spellEnd"/>
-      <w:r>
-        <w:rPr>
-          <w:rStyle w:val="Ttulo1Char"/>
-        </w:rPr>
-        <w:t xml:space="preserve"> </w:t>
-      </w:r>
-      <w:proofErr w:type="spellStart"/>
-      <w:r>
-        <w:rPr>
-          <w:rStyle w:val="Ttulo1Char"/>
-        </w:rPr>
-        <w:t>Native</w:t>
-      </w:r>
-      <w:proofErr w:type="spellEnd"/>
       <w:r>
         <w:br/>
       </w:r>
@@ -308,47 +274,7 @@
         <w:br/>
       </w:r>
       <w:r>
-        <w:t xml:space="preserve">Um dos principais desafios no desenvolvimento de aplicativos com </w:t>
-      </w:r>
-      <w:proofErr w:type="spellStart"/>
-      <w:r>
-        <w:t>React</w:t>
-      </w:r>
-      <w:proofErr w:type="spellEnd"/>
-      <w:r>
-        <w:t xml:space="preserve"> </w:t>
-      </w:r>
-      <w:proofErr w:type="spellStart"/>
-      <w:r>
-        <w:t>Native</w:t>
-      </w:r>
-      <w:proofErr w:type="spellEnd"/>
-      <w:r>
-        <w:t xml:space="preserve"> é o consumo de APIs REST. Entre as dificuldades mais comuns estão o tratamento de erros de conexão, a organização dos dados recebidos da API e o gerenciamento do estado da aplicação para garantir que as informações sejam exibidas corretamente nas telas. Também é necessário lidar com carregamento assíncrono de dados, o que exige o uso de </w:t>
-      </w:r>
-      <w:proofErr w:type="spellStart"/>
-      <w:r>
-        <w:t>hooks</w:t>
-      </w:r>
-      <w:proofErr w:type="spellEnd"/>
-      <w:r>
-        <w:t xml:space="preserve"> como </w:t>
-      </w:r>
-      <w:proofErr w:type="spellStart"/>
-      <w:r>
-        <w:t>useEffect</w:t>
-      </w:r>
-      <w:proofErr w:type="spellEnd"/>
-      <w:r>
-        <w:t xml:space="preserve"> e </w:t>
-      </w:r>
-      <w:proofErr w:type="spellStart"/>
-      <w:r>
-        <w:t>useState</w:t>
-      </w:r>
-      <w:proofErr w:type="spellEnd"/>
-      <w:r>
-        <w:t xml:space="preserve"> para atualizar a interface conforme as respostas da API são recebidas.</w:t>
+        <w:t>Um dos principais desafios no desenvolvimento de aplicativos com React Native é o consumo de APIs REST. Entre as dificuldades mais comuns estão o tratamento de erros de conexão, a organização dos dados recebidos da API e o gerenciamento do estado da aplicação para garantir que as informações sejam exibidas corretamente nas telas. Também é necessário lidar com carregamento assíncrono de dados, o que exige o uso de hooks como useEffect e useState para atualizar a interface conforme as respostas da API são recebidas.</w:t>
       </w:r>
       <w:r>
         <w:rPr>
@@ -381,23 +307,7 @@
         <w:br/>
       </w:r>
       <w:r>
-        <w:t xml:space="preserve">O projeto desenvolvido durante a disciplina se conecta diretamente com os conceitos aprendidos em aula, pois envolveu a criação de um aplicativo de catálogo de produtos utilizando </w:t>
-      </w:r>
-      <w:proofErr w:type="spellStart"/>
-      <w:r>
-        <w:t>React</w:t>
-      </w:r>
-      <w:proofErr w:type="spellEnd"/>
-      <w:r>
-        <w:t xml:space="preserve"> </w:t>
-      </w:r>
-      <w:proofErr w:type="spellStart"/>
-      <w:r>
-        <w:t>Native</w:t>
-      </w:r>
-      <w:proofErr w:type="spellEnd"/>
-      <w:r>
-        <w:t xml:space="preserve"> e consumo de API REST. Durante o desenvolvimento, foram aplicados conhecimentos sobre navegação entre telas, uso de componentes, gerenciamento de estado e integração com serviços externos. Dessa forma, o projeto permitiu colocar em prática os conteúdos estudados e compreender melhor o funcionamento de aplicações móveis voltadas para o comércio eletrônico.</w:t>
+        <w:t>O projeto desenvolvido durante a disciplina se conecta diretamente com os conceitos aprendidos em aula, pois envolveu a criação de um aplicativo de catálogo de produtos utilizando React Native e consumo de API REST. Durante o desenvolvimento, foram aplicados conhecimentos sobre navegação entre telas, uso de componentes, gerenciamento de estado e integração com serviços externos. Dessa forma, o projeto permitiu colocar em prática os conteúdos estudados e compreender melhor o funcionamento de aplicações móveis voltadas para o comércio eletrônico.</w:t>
       </w:r>
     </w:p>
     <w:p>
@@ -442,23 +352,7 @@
           <w:rStyle w:val="markedcontent"/>
           <w:shd w:val="clear" w:color="auto" w:fill="FFFFFF"/>
         </w:rPr>
-        <w:t xml:space="preserve">1. </w:t>
-      </w:r>
-      <w:proofErr w:type="spellStart"/>
-      <w:r>
-        <w:rPr>
-          <w:rStyle w:val="markedcontent"/>
-          <w:shd w:val="clear" w:color="auto" w:fill="FFFFFF"/>
-        </w:rPr>
-        <w:t>Figma</w:t>
-      </w:r>
-      <w:proofErr w:type="spellEnd"/>
-      <w:r>
-        <w:rPr>
-          <w:rStyle w:val="markedcontent"/>
-          <w:shd w:val="clear" w:color="auto" w:fill="FFFFFF"/>
-        </w:rPr>
-        <w:t xml:space="preserve"> do projeto (Desenho das telas do APP).</w:t>
+        <w:t>1. Figma do projeto (Desenho das telas do APP).</w:t>
       </w:r>
       <w:r>
         <w:rPr>
@@ -484,23 +378,7 @@
           <w:rStyle w:val="markedcontent"/>
           <w:shd w:val="clear" w:color="auto" w:fill="FFFFFF"/>
         </w:rPr>
-        <w:t xml:space="preserve">3. Documentação do </w:t>
-      </w:r>
-      <w:proofErr w:type="spellStart"/>
-      <w:r>
-        <w:rPr>
-          <w:rStyle w:val="markedcontent"/>
-          <w:shd w:val="clear" w:color="auto" w:fill="FFFFFF"/>
-        </w:rPr>
-        <w:t>Axios</w:t>
-      </w:r>
-      <w:proofErr w:type="spellEnd"/>
-      <w:r>
-        <w:rPr>
-          <w:rStyle w:val="markedcontent"/>
-          <w:shd w:val="clear" w:color="auto" w:fill="FFFFFF"/>
-        </w:rPr>
-        <w:t>: https://axios-http.com</w:t>
+        <w:t>3. Documentação do Axios: https://axios-http.com</w:t>
       </w:r>
       <w:r>
         <w:rPr>
@@ -513,33 +391,8 @@
           <w:rStyle w:val="markedcontent"/>
           <w:shd w:val="clear" w:color="auto" w:fill="FFFFFF"/>
         </w:rPr>
-        <w:t xml:space="preserve">4. Aulas gravadas sobre consumo de API com </w:t>
+        <w:t>4. Aulas gravadas sobre consumo de API com React Native</w:t>
       </w:r>
-      <w:proofErr w:type="spellStart"/>
-      <w:r>
-        <w:rPr>
-          <w:rStyle w:val="markedcontent"/>
-          <w:shd w:val="clear" w:color="auto" w:fill="FFFFFF"/>
-        </w:rPr>
-        <w:t>React</w:t>
-      </w:r>
-      <w:proofErr w:type="spellEnd"/>
-      <w:r>
-        <w:rPr>
-          <w:rStyle w:val="markedcontent"/>
-          <w:shd w:val="clear" w:color="auto" w:fill="FFFFFF"/>
-        </w:rPr>
-        <w:t xml:space="preserve"> </w:t>
-      </w:r>
-      <w:proofErr w:type="spellStart"/>
-      <w:r>
-        <w:rPr>
-          <w:rStyle w:val="markedcontent"/>
-          <w:shd w:val="clear" w:color="auto" w:fill="FFFFFF"/>
-        </w:rPr>
-        <w:t>Native</w:t>
-      </w:r>
-      <w:proofErr w:type="spellEnd"/>
       <w:r>
         <w:rPr>
           <w:shd w:val="clear" w:color="auto" w:fill="FFFFFF"/>
@@ -551,49 +404,8 @@
           <w:rStyle w:val="markedcontent"/>
           <w:shd w:val="clear" w:color="auto" w:fill="FFFFFF"/>
         </w:rPr>
-        <w:t xml:space="preserve">5. Aulas sobre navegação de telas com </w:t>
+        <w:t>5. Aulas sobre navegação de telas com React Navigation ou Expo Router</w:t>
       </w:r>
-      <w:proofErr w:type="spellStart"/>
-      <w:r>
-        <w:rPr>
-          <w:rStyle w:val="markedcontent"/>
-          <w:shd w:val="clear" w:color="auto" w:fill="FFFFFF"/>
-        </w:rPr>
-        <w:t>React</w:t>
-      </w:r>
-      <w:proofErr w:type="spellEnd"/>
-      <w:r>
-        <w:rPr>
-          <w:rStyle w:val="markedcontent"/>
-          <w:shd w:val="clear" w:color="auto" w:fill="FFFFFF"/>
-        </w:rPr>
-        <w:t xml:space="preserve"> </w:t>
-      </w:r>
-      <w:proofErr w:type="spellStart"/>
-      <w:r>
-        <w:rPr>
-          <w:rStyle w:val="markedcontent"/>
-          <w:shd w:val="clear" w:color="auto" w:fill="FFFFFF"/>
-        </w:rPr>
-        <w:t>Navigation</w:t>
-      </w:r>
-      <w:proofErr w:type="spellEnd"/>
-      <w:r>
-        <w:rPr>
-          <w:rStyle w:val="markedcontent"/>
-          <w:shd w:val="clear" w:color="auto" w:fill="FFFFFF"/>
-        </w:rPr>
-        <w:t xml:space="preserve"> ou Expo </w:t>
-      </w:r>
-      <w:proofErr w:type="spellStart"/>
-      <w:r>
-        <w:rPr>
-          <w:rStyle w:val="markedcontent"/>
-          <w:shd w:val="clear" w:color="auto" w:fill="FFFFFF"/>
-        </w:rPr>
-        <w:t>Router</w:t>
-      </w:r>
-      <w:proofErr w:type="spellEnd"/>
       <w:r>
         <w:rPr>
           <w:shd w:val="clear" w:color="auto" w:fill="FFFFFF"/>
@@ -605,23 +417,7 @@
           <w:rStyle w:val="markedcontent"/>
           <w:shd w:val="clear" w:color="auto" w:fill="FFFFFF"/>
         </w:rPr>
-        <w:t xml:space="preserve">6. Documentação do </w:t>
-      </w:r>
-      <w:proofErr w:type="spellStart"/>
-      <w:r>
-        <w:rPr>
-          <w:rStyle w:val="markedcontent"/>
-          <w:shd w:val="clear" w:color="auto" w:fill="FFFFFF"/>
-        </w:rPr>
-        <w:t>Redux</w:t>
-      </w:r>
-      <w:proofErr w:type="spellEnd"/>
-      <w:r>
-        <w:rPr>
-          <w:rStyle w:val="markedcontent"/>
-          <w:shd w:val="clear" w:color="auto" w:fill="FFFFFF"/>
-        </w:rPr>
-        <w:t xml:space="preserve"> Toolkit: https://redux-toolkit.js.org/</w:t>
+        <w:t>6. Documentação do Redux Toolkit: https://redux-toolkit.js.org/</w:t>
       </w:r>
     </w:p>
     <w:p>
@@ -660,23 +456,7 @@
         <w:br/>
       </w:r>
       <w:r>
-        <w:t xml:space="preserve">A realização deste projeto permitiu compreender de forma prática como funciona o desenvolvimento de um aplicativo móvel voltado para o e-commerce utilizando </w:t>
-      </w:r>
-      <w:proofErr w:type="spellStart"/>
-      <w:r>
-        <w:t>React</w:t>
-      </w:r>
-      <w:proofErr w:type="spellEnd"/>
-      <w:r>
-        <w:t xml:space="preserve"> </w:t>
-      </w:r>
-      <w:proofErr w:type="spellStart"/>
-      <w:r>
-        <w:t>Native</w:t>
-      </w:r>
-      <w:proofErr w:type="spellEnd"/>
-      <w:r>
-        <w:t>. Durante o processo, foi possível aplicar diversos conceitos estudados em aula, como navegação entre telas, consumo de APIs REST, gerenciamento de estado e organização de componentes dentro da aplicação. Além disso, o projeto demonstrou a importância de integrar dados externos para construir interfaces dinâmicas e funcionais, aproximando o desenvolvimento de um cenário real de mercado. Dessa forma, a atividade contribuiu para fortalecer o aprendizado prático, desenvolver habilidades de resolução de problemas e ampliar a compreensão sobre o desenvolvimento de aplicações móveis modernas.</w:t>
+        <w:t>A realização deste projeto permitiu compreender de forma prática como funciona o desenvolvimento de um aplicativo móvel voltado para o e-commerce utilizando React Native. Durante o processo, foi possível aplicar diversos conceitos estudados em aula, como navegação entre telas, consumo de APIs REST, gerenciamento de estado e organização de componentes dentro da aplicação. Além disso, o projeto demonstrou a importância de integrar dados externos para construir interfaces dinâmicas e funcionais, aproximando o desenvolvimento de um cenário real de mercado. Dessa forma, a atividade contribuiu para fortalecer o aprendizado prático, desenvolver habilidades de resolução de problemas e ampliar a compreensão sobre o desenvolvimento de aplicações móveis modernas.</w:t>
       </w:r>
     </w:p>
     <w:p>
@@ -704,9 +484,22 @@
     <w:p>
       <w:pPr>
         <w:rPr>
+          <w:u w:val="single"/>
           <w:lang w:val="pt-BR"/>
         </w:rPr>
       </w:pPr>
+      <w:r>
+        <w:rPr>
+          <w:lang w:val="pt-BR"/>
+        </w:rPr>
+        <w:br/>
+      </w:r>
+      <w:r>
+        <w:rPr>
+          <w:lang w:val="pt-BR"/>
+        </w:rPr>
+        <w:t>https://youtu.be/S5W6aM84xV8</w:t>
+      </w:r>
     </w:p>
     <w:sectPr>
       <w:pgSz w:w="12240" w:h="15840"/>
